--- a/Documents/LLD/Shipment_Low-Level Design (LLD) Document.docx
+++ b/Documents/LLD/Shipment_Low-Level Design (LLD) Document.docx
@@ -160,7 +160,7 @@
       </w:pPr>
       <w:r>
         <w:pict w14:anchorId="6211EE11">
-          <v:rect id="_x0000_i1025" style="width:0;height:1.5pt" o:hralign="center" o:hrstd="t" o:hr="t" fillcolor="#a0a0a0" stroked="f"/>
+          <v:rect id="_x0000_i1026" style="width:0;height:1.5pt" o:hralign="center" o:hrstd="t" o:hr="t" fillcolor="#a0a0a0" stroked="f"/>
         </w:pict>
       </w:r>
       <w:r>
@@ -841,7 +841,7 @@
       </w:pPr>
       <w:r>
         <w:pict w14:anchorId="64E6EAEC">
-          <v:rect id="_x0000_i1026" style="width:0;height:1.5pt" o:hralign="center" o:hrstd="t" o:hr="t" fillcolor="#a0a0a0" stroked="f"/>
+          <v:rect id="_x0000_i1027" style="width:0;height:1.5pt" o:hralign="center" o:hrstd="t" o:hr="t" fillcolor="#a0a0a0" stroked="f"/>
         </w:pict>
       </w:r>
     </w:p>
@@ -990,7 +990,7 @@
       <w:r>
         <w:lastRenderedPageBreak/>
         <w:pict w14:anchorId="42310007">
-          <v:rect id="_x0000_i1027" style="width:0;height:1.5pt" o:hralign="center" o:hrstd="t" o:hr="t" fillcolor="#a0a0a0" stroked="f"/>
+          <v:rect id="_x0000_i1028" style="width:0;height:1.5pt" o:hralign="center" o:hrstd="t" o:hr="t" fillcolor="#a0a0a0" stroked="f"/>
         </w:pict>
       </w:r>
     </w:p>
@@ -1064,7 +1064,7 @@
       </w:pPr>
       <w:r>
         <w:pict w14:anchorId="6CDAF477">
-          <v:rect id="_x0000_i1028" style="width:0;height:1.5pt" o:hralign="center" o:hrstd="t" o:hr="t" fillcolor="#a0a0a0" stroked="f"/>
+          <v:rect id="_x0000_i1029" style="width:0;height:1.5pt" o:hralign="center" o:hrstd="t" o:hr="t" fillcolor="#a0a0a0" stroked="f"/>
         </w:pict>
       </w:r>
     </w:p>
@@ -1119,6 +1119,7 @@
         </w:numPr>
         <w:spacing w:before="240" w:line="240" w:lineRule="auto"/>
         <w:rPr>
+          <w:rFonts w:ascii="Roboto" w:hAnsi="Roboto"/>
           <w:sz w:val="26"/>
           <w:szCs w:val="26"/>
         </w:rPr>
@@ -1138,11 +1139,99 @@
           <w:sz w:val="26"/>
           <w:szCs w:val="26"/>
         </w:rPr>
-        <w:t xml:space="preserve"> (Data ingestion → validation → transformation → training → evaluation → deployment).</w:t>
-      </w:r>
-      <w:r>
-        <w:rPr>
-          <w:rFonts w:ascii="Nova Mono" w:eastAsia="Nova Mono" w:hAnsi="Nova Mono" w:cs="Nova Mono"/>
+        <w:t xml:space="preserve"> </w:t>
+      </w:r>
+      <w:r>
+        <w:rPr>
+          <w:rFonts w:ascii="Roboto" w:eastAsia="Nova Mono" w:hAnsi="Roboto" w:cs="Nova Mono"/>
+          <w:sz w:val="26"/>
+          <w:szCs w:val="26"/>
+        </w:rPr>
+        <w:t xml:space="preserve">(Data ingestion </w:t>
+      </w:r>
+      <w:r>
+        <w:rPr>
+          <w:rFonts w:ascii="Times New Roman" w:eastAsia="Nova Mono" w:hAnsi="Times New Roman" w:cs="Times New Roman"/>
+          <w:sz w:val="26"/>
+          <w:szCs w:val="26"/>
+        </w:rPr>
+        <w:t>→</w:t>
+      </w:r>
+      <w:r>
+        <w:rPr>
+          <w:rFonts w:ascii="Roboto" w:eastAsia="Nova Mono" w:hAnsi="Roboto" w:cs="Nova Mono"/>
+          <w:sz w:val="26"/>
+          <w:szCs w:val="26"/>
+        </w:rPr>
+        <w:t xml:space="preserve"> validation </w:t>
+      </w:r>
+      <w:r>
+        <w:rPr>
+          <w:rFonts w:ascii="Times New Roman" w:eastAsia="Nova Mono" w:hAnsi="Times New Roman" w:cs="Times New Roman"/>
+          <w:sz w:val="26"/>
+          <w:szCs w:val="26"/>
+        </w:rPr>
+        <w:t>→</w:t>
+      </w:r>
+      <w:r>
+        <w:rPr>
+          <w:rFonts w:ascii="Roboto" w:eastAsia="Nova Mono" w:hAnsi="Roboto" w:cs="Nova Mono"/>
+          <w:sz w:val="26"/>
+          <w:szCs w:val="26"/>
+        </w:rPr>
+        <w:t xml:space="preserve"> transformation </w:t>
+      </w:r>
+      <w:r>
+        <w:rPr>
+          <w:rFonts w:ascii="Times New Roman" w:eastAsia="Nova Mono" w:hAnsi="Times New Roman" w:cs="Times New Roman"/>
+          <w:sz w:val="26"/>
+          <w:szCs w:val="26"/>
+        </w:rPr>
+        <w:t>→</w:t>
+      </w:r>
+      <w:r>
+        <w:rPr>
+          <w:rFonts w:ascii="Roboto" w:eastAsia="Nova Mono" w:hAnsi="Roboto" w:cs="Nova Mono"/>
+          <w:sz w:val="26"/>
+          <w:szCs w:val="26"/>
+        </w:rPr>
+        <w:t xml:space="preserve"> training </w:t>
+      </w:r>
+      <w:r>
+        <w:rPr>
+          <w:rFonts w:ascii="Times New Roman" w:eastAsia="Nova Mono" w:hAnsi="Times New Roman" w:cs="Times New Roman"/>
+          <w:sz w:val="26"/>
+          <w:szCs w:val="26"/>
+        </w:rPr>
+        <w:t>→</w:t>
+      </w:r>
+      <w:r>
+        <w:rPr>
+          <w:rFonts w:ascii="Roboto" w:eastAsia="Nova Mono" w:hAnsi="Roboto" w:cs="Nova Mono"/>
+          <w:sz w:val="26"/>
+          <w:szCs w:val="26"/>
+        </w:rPr>
+        <w:t xml:space="preserve"> evaluation </w:t>
+      </w:r>
+      <w:r>
+        <w:rPr>
+          <w:rFonts w:ascii="Times New Roman" w:eastAsia="Nova Mono" w:hAnsi="Times New Roman" w:cs="Times New Roman"/>
+          <w:sz w:val="26"/>
+          <w:szCs w:val="26"/>
+        </w:rPr>
+        <w:t>→</w:t>
+      </w:r>
+      <w:r>
+        <w:rPr>
+          <w:rFonts w:ascii="Roboto" w:eastAsia="Nova Mono" w:hAnsi="Roboto" w:cs="Nova Mono"/>
+          <w:sz w:val="26"/>
+          <w:szCs w:val="26"/>
+        </w:rPr>
+        <w:t xml:space="preserve"> deployment).</w:t>
+      </w:r>
+      <w:r>
+        <w:rPr>
+          <w:rFonts w:ascii="Roboto" w:eastAsia="Nova Mono" w:hAnsi="Roboto" w:cs="Nova Mono"/>
           <w:sz w:val="26"/>
           <w:szCs w:val="26"/>
         </w:rPr>
@@ -2485,7 +2574,7 @@
     <w:p>
       <w:r>
         <w:pict w14:anchorId="46AFA60E">
-          <v:rect id="_x0000_i1029" style="width:0;height:1.5pt" o:hralign="center" o:hrstd="t" o:hr="t" fillcolor="#a0a0a0" stroked="f"/>
+          <v:rect id="_x0000_i1030" style="width:0;height:1.5pt" o:hralign="center" o:hrstd="t" o:hr="t" fillcolor="#a0a0a0" stroked="f"/>
         </w:pict>
       </w:r>
     </w:p>
@@ -4800,7 +4889,7 @@
       </w:pPr>
       <w:r>
         <w:pict w14:anchorId="61254028">
-          <v:rect id="_x0000_i1030" style="width:0;height:1.5pt" o:hralign="center" o:hrstd="t" o:hr="t" fillcolor="#a0a0a0" stroked="f"/>
+          <v:rect id="_x0000_i1031" style="width:0;height:1.5pt" o:hralign="center" o:hrstd="t" o:hr="t" fillcolor="#a0a0a0" stroked="f"/>
         </w:pict>
       </w:r>
     </w:p>
@@ -5754,7 +5843,7 @@
       </w:pPr>
       <w:r>
         <w:pict w14:anchorId="6D1B3271">
-          <v:rect id="_x0000_i1031" style="width:0;height:1.5pt" o:hralign="center" o:hrstd="t" o:hr="t" fillcolor="#a0a0a0" stroked="f"/>
+          <v:rect id="_x0000_i1032" style="width:0;height:1.5pt" o:hralign="center" o:hrstd="t" o:hr="t" fillcolor="#a0a0a0" stroked="f"/>
         </w:pict>
       </w:r>
     </w:p>
@@ -5894,7 +5983,7 @@
       </w:pPr>
       <w:r>
         <w:pict w14:anchorId="476B192E">
-          <v:rect id="_x0000_i1032" style="width:0;height:1.5pt" o:hralign="center" o:hrstd="t" o:hr="t" fillcolor="#a0a0a0" stroked="f"/>
+          <v:rect id="_x0000_i1033" style="width:0;height:1.5pt" o:hralign="center" o:hrstd="t" o:hr="t" fillcolor="#a0a0a0" stroked="f"/>
         </w:pict>
       </w:r>
     </w:p>
@@ -5976,7 +6065,7 @@
       </w:pPr>
       <w:r>
         <w:pict w14:anchorId="72B1C490">
-          <v:rect id="_x0000_i1033" style="width:0;height:1.5pt" o:hralign="center" o:hrstd="t" o:hr="t" fillcolor="#a0a0a0" stroked="f"/>
+          <v:rect id="_x0000_i1034" style="width:0;height:1.5pt" o:hralign="center" o:hrstd="t" o:hr="t" fillcolor="#a0a0a0" stroked="f"/>
         </w:pict>
       </w:r>
     </w:p>
@@ -6107,7 +6196,7 @@
       </w:pPr>
       <w:r>
         <w:pict w14:anchorId="28CEB3C3">
-          <v:rect id="_x0000_i1034" style="width:0;height:1.5pt" o:hralign="center" o:hrstd="t" o:hr="t" fillcolor="#a0a0a0" stroked="f"/>
+          <v:rect id="_x0000_i1035" style="width:0;height:1.5pt" o:hralign="center" o:hrstd="t" o:hr="t" fillcolor="#a0a0a0" stroked="f"/>
         </w:pict>
       </w:r>
     </w:p>
@@ -6189,7 +6278,7 @@
       </w:pPr>
       <w:r>
         <w:pict w14:anchorId="1CD3059A">
-          <v:rect id="_x0000_i1035" style="width:0;height:1.5pt" o:hralign="center" o:hrstd="t" o:hr="t" fillcolor="#a0a0a0" stroked="f"/>
+          <v:rect id="_x0000_i1036" style="width:0;height:1.5pt" o:hralign="center" o:hrstd="t" o:hr="t" fillcolor="#a0a0a0" stroked="f"/>
         </w:pict>
       </w:r>
     </w:p>
@@ -6271,7 +6360,7 @@
       </w:pPr>
       <w:r>
         <w:pict w14:anchorId="668A9C8A">
-          <v:rect id="_x0000_i1036" style="width:0;height:1.5pt" o:hralign="center" o:hrstd="t" o:hr="t" fillcolor="#a0a0a0" stroked="f"/>
+          <v:rect id="_x0000_i1037" style="width:0;height:1.5pt" o:hralign="center" o:hrstd="t" o:hr="t" fillcolor="#a0a0a0" stroked="f"/>
         </w:pict>
       </w:r>
     </w:p>
@@ -6411,7 +6500,7 @@
       </w:pPr>
       <w:r>
         <w:pict w14:anchorId="6EA451CA">
-          <v:rect id="_x0000_i1037" style="width:0;height:1.5pt" o:hralign="center" o:hrstd="t" o:hr="t" fillcolor="#a0a0a0" stroked="f"/>
+          <v:rect id="_x0000_i1038" style="width:0;height:1.5pt" o:hralign="center" o:hrstd="t" o:hr="t" fillcolor="#a0a0a0" stroked="f"/>
         </w:pict>
       </w:r>
     </w:p>
@@ -6493,7 +6582,7 @@
       </w:pPr>
       <w:r>
         <w:pict w14:anchorId="30E2B5A9">
-          <v:rect id="_x0000_i1038" style="width:0;height:1.5pt" o:hralign="center" o:hrstd="t" o:hr="t" fillcolor="#a0a0a0" stroked="f"/>
+          <v:rect id="_x0000_i1039" style="width:0;height:1.5pt" o:hralign="center" o:hrstd="t" o:hr="t" fillcolor="#a0a0a0" stroked="f"/>
         </w:pict>
       </w:r>
     </w:p>
@@ -7139,7 +7228,7 @@
       </w:pPr>
       <w:r>
         <w:pict w14:anchorId="045FD0DE">
-          <v:rect id="_x0000_i1039" style="width:0;height:1.5pt" o:hralign="center" o:hrstd="t" o:hr="t" fillcolor="#a0a0a0" stroked="f"/>
+          <v:rect id="_x0000_i1040" style="width:0;height:1.5pt" o:hralign="center" o:hrstd="t" o:hr="t" fillcolor="#a0a0a0" stroked="f"/>
         </w:pict>
       </w:r>
     </w:p>
@@ -7627,7 +7716,7 @@
       </w:pPr>
       <w:r>
         <w:pict w14:anchorId="6ADC782A">
-          <v:rect id="_x0000_i1040" style="width:0;height:1.5pt" o:hralign="center" o:hrstd="t" o:hr="t" fillcolor="#a0a0a0" stroked="f"/>
+          <v:rect id="_x0000_i1041" style="width:0;height:1.5pt" o:hralign="center" o:hrstd="t" o:hr="t" fillcolor="#a0a0a0" stroked="f"/>
         </w:pict>
       </w:r>
     </w:p>
@@ -7858,7 +7947,7 @@
       </w:pPr>
       <w:r>
         <w:pict w14:anchorId="26FAC0D8">
-          <v:rect id="_x0000_i1041" style="width:0;height:1.5pt" o:hralign="center" o:hrstd="t" o:hr="t" fillcolor="#a0a0a0" stroked="f"/>
+          <v:rect id="_x0000_i1042" style="width:0;height:1.5pt" o:hralign="center" o:hrstd="t" o:hr="t" fillcolor="#a0a0a0" stroked="f"/>
         </w:pict>
       </w:r>
     </w:p>
@@ -8381,7 +8470,7 @@
       </w:pPr>
       <w:r>
         <w:pict w14:anchorId="7CC4F35C">
-          <v:rect id="_x0000_i1042" style="width:0;height:1.5pt" o:hralign="center" o:hrstd="t" o:hr="t" fillcolor="#a0a0a0" stroked="f"/>
+          <v:rect id="_x0000_i1043" style="width:0;height:1.5pt" o:hralign="center" o:hrstd="t" o:hr="t" fillcolor="#a0a0a0" stroked="f"/>
         </w:pict>
       </w:r>
     </w:p>
@@ -8736,7 +8825,7 @@
       </w:pPr>
       <w:r>
         <w:pict w14:anchorId="2AB908E8">
-          <v:rect id="_x0000_i1043" style="width:0;height:1.5pt" o:hralign="center" o:hrstd="t" o:hr="t" fillcolor="#a0a0a0" stroked="f"/>
+          <v:rect id="_x0000_i1044" style="width:0;height:1.5pt" o:hralign="center" o:hrstd="t" o:hr="t" fillcolor="#a0a0a0" stroked="f"/>
         </w:pict>
       </w:r>
     </w:p>
@@ -8810,7 +8899,7 @@
       </w:pPr>
       <w:r>
         <w:pict w14:anchorId="1797891F">
-          <v:rect id="_x0000_i1044" style="width:0;height:1.5pt" o:hralign="center" o:hrstd="t" o:hr="t" fillcolor="#a0a0a0" stroked="f"/>
+          <v:rect id="_x0000_i1045" style="width:0;height:1.5pt" o:hralign="center" o:hrstd="t" o:hr="t" fillcolor="#a0a0a0" stroked="f"/>
         </w:pict>
       </w:r>
     </w:p>
@@ -8936,7 +9025,7 @@
       </w:pPr>
       <w:r>
         <w:pict w14:anchorId="2B741FC3">
-          <v:rect id="_x0000_i1045" style="width:0;height:1.5pt" o:hralign="center" o:hrstd="t" o:hr="t" fillcolor="#a0a0a0" stroked="f"/>
+          <v:rect id="_x0000_i1046" style="width:0;height:1.5pt" o:hralign="center" o:hrstd="t" o:hr="t" fillcolor="#a0a0a0" stroked="f"/>
         </w:pict>
       </w:r>
     </w:p>
@@ -9009,7 +9098,7 @@
       </w:pPr>
       <w:r>
         <w:pict w14:anchorId="20F349D8">
-          <v:rect id="_x0000_i1046" style="width:0;height:1.5pt" o:hralign="center" o:hrstd="t" o:hr="t" fillcolor="#a0a0a0" stroked="f"/>
+          <v:rect id="_x0000_i1047" style="width:0;height:1.5pt" o:hralign="center" o:hrstd="t" o:hr="t" fillcolor="#a0a0a0" stroked="f"/>
         </w:pict>
       </w:r>
     </w:p>
@@ -9083,7 +9172,7 @@
       </w:pPr>
       <w:r>
         <w:pict w14:anchorId="30649A51">
-          <v:rect id="_x0000_i1047" style="width:0;height:1.5pt" o:hralign="center" o:hrstd="t" o:hr="t" fillcolor="#a0a0a0" stroked="f"/>
+          <v:rect id="_x0000_i1048" style="width:0;height:1.5pt" o:hralign="center" o:hrstd="t" o:hr="t" fillcolor="#a0a0a0" stroked="f"/>
         </w:pict>
       </w:r>
     </w:p>
@@ -9262,7 +9351,7 @@
       </w:pPr>
       <w:r>
         <w:pict w14:anchorId="1E80EDC5">
-          <v:rect id="_x0000_i1052" style="width:0;height:1.5pt" o:hralign="center" o:bullet="t" o:hrstd="t" o:hr="t" fillcolor="#a0a0a0" stroked="f"/>
+          <v:rect id="_x0000_i1049" style="width:0;height:1.5pt" o:hralign="center" o:bullet="t" o:hrstd="t" o:hr="t" fillcolor="#a0a0a0" stroked="f"/>
         </w:pict>
       </w:r>
     </w:p>
@@ -10948,7 +11037,7 @@
       </w:pPr>
       <w:r>
         <w:pict w14:anchorId="532E57F6">
-          <v:rect id="_x0000_i1049" style="width:0;height:1.5pt" o:hralign="center" o:hrstd="t" o:hr="t" fillcolor="#a0a0a0" stroked="f"/>
+          <v:rect id="_x0000_i1050" style="width:0;height:1.5pt" o:hralign="center" o:hrstd="t" o:hr="t" fillcolor="#a0a0a0" stroked="f"/>
         </w:pict>
       </w:r>
     </w:p>
@@ -10975,7 +11064,7 @@
 <w:numbering xmlns:wpc="http://schemas.microsoft.com/office/word/2010/wordprocessingCanvas" xmlns:cx="http://schemas.microsoft.com/office/drawing/2014/chartex" xmlns:cx1="http://schemas.microsoft.com/office/drawing/2015/9/8/chartex" xmlns:cx2="http://schemas.microsoft.com/office/drawing/2015/10/21/chartex" xmlns:cx3="http://schemas.microsoft.com/office/drawing/2016/5/9/chartex" xmlns:cx4="http://schemas.microsoft.com/office/drawing/2016/5/10/chartex" xmlns:cx5="http://schemas.microsoft.com/office/drawing/2016/5/11/chartex" xmlns:cx6="http://schemas.microsoft.com/office/drawing/2016/5/12/chartex" xmlns:cx7="http://schemas.microsoft.com/office/drawing/2016/5/13/chartex" xmlns:cx8="http://schemas.microsoft.com/office/drawing/2016/5/14/chartex" xmlns:mc="http://schemas.openxmlformats.org/markup-compatibility/2006" xmlns:aink="http://schemas.microsoft.com/office/drawing/2016/ink" xmlns:am3d="http://schemas.microsoft.com/office/drawing/2017/model3d" xmlns:o="urn:schemas-microsoft-com:office:office" xmlns:oel="http://schemas.microsoft.com/office/2019/extlst" xmlns:r="http://schemas.openxmlformats.org/officeDocument/2006/relationships" xmlns:m="http://schemas.openxmlformats.org/officeDocument/2006/math" xmlns:v="urn:schemas-microsoft-com:vml" xmlns:wp14="http://schemas.microsoft.com/office/word/2010/wordprocessingDrawing" xmlns:wp="http://schemas.openxmlformats.org/drawingml/2006/wordprocessingDrawing" xmlns:w10="urn:schemas-microsoft-com:office:word" xmlns:w="http://schemas.openxmlformats.org/wordprocessingml/2006/main" xmlns:w14="http://schemas.microsoft.com/office/word/2010/wordml" xmlns:w15="http://schemas.microsoft.com/office/word/2012/wordml" xmlns:w16cex="http://schemas.microsoft.com/office/word/2018/wordml/cex" xmlns:w16cid="http://schemas.microsoft.com/office/word/2016/wordml/cid" xmlns:w16="http://schemas.microsoft.com/office/word/2018/wordml" xmlns:w16du="http://schemas.microsoft.com/office/word/2023/wordml/word16du" xmlns:w16sdtdh="http://schemas.microsoft.com/office/word/2020/wordml/sdtdatahash" xmlns:w16sdtfl="http://schemas.microsoft.com/office/word/2024/wordml/sdtformatlock" xmlns:w16se="http://schemas.microsoft.com/office/word/2015/wordml/symex" xmlns:wpg="http://schemas.microsoft.com/office/word/2010/wordprocessingGroup" xmlns:wpi="http://schemas.microsoft.com/office/word/2010/wordprocessingInk" xmlns:wne="http://schemas.microsoft.com/office/word/2006/wordml" xmlns:wps="http://schemas.microsoft.com/office/word/2010/wordprocessingShape" mc:Ignorable="w14 w15 w16se w16cid w16 w16cex w16sdtdh w16sdtfl w16du wp14">
   <w:numPicBullet w:numPicBulletId="0">
     <w:pict>
-      <v:rect id="_x0000_i1033" style="width:0;height:1.5pt" o:hralign="center" o:bullet="t" o:hrstd="t" o:hr="t" fillcolor="#a0a0a0" stroked="f"/>
+      <v:rect id="_x0000_i1038" style="width:0;height:1.5pt" o:hralign="center" o:bullet="t" o:hrstd="t" o:hr="t" fillcolor="#a0a0a0" stroked="f"/>
     </w:pict>
   </w:numPicBullet>
   <w:abstractNum w:abstractNumId="0" w15:restartNumberingAfterBreak="0">

--- a/Documents/LLD/Shipment_Low-Level Design (LLD) Document.docx
+++ b/Documents/LLD/Shipment_Low-Level Design (LLD) Document.docx
@@ -6603,12 +6603,30 @@
       <w:bookmarkEnd w:id="36"/>
       <w:r>
         <w:rPr>
-          <w:rFonts w:ascii="Nova Mono" w:eastAsia="Nova Mono" w:hAnsi="Nova Mono" w:cs="Nova Mono"/>
+          <w:rFonts w:ascii="Roboto" w:eastAsia="Nova Mono" w:hAnsi="Roboto" w:cs="Nova Mono"/>
           <w:b/>
           <w:sz w:val="30"/>
           <w:szCs w:val="30"/>
         </w:rPr>
-        <w:t>(a.3) Component Interactions (LLD ↔ HLD Mapping)</w:t>
+        <w:t xml:space="preserve">(a.3) Component Interactions (LLD </w:t>
+      </w:r>
+      <w:r>
+        <w:rPr>
+          <w:rFonts w:ascii="Times New Roman" w:eastAsia="Nova Mono" w:hAnsi="Times New Roman" w:cs="Times New Roman"/>
+          <w:b/>
+          <w:sz w:val="30"/>
+          <w:szCs w:val="30"/>
+        </w:rPr>
+        <w:t>↔</w:t>
+      </w:r>
+      <w:r>
+        <w:rPr>
+          <w:rFonts w:ascii="Roboto" w:eastAsia="Nova Mono" w:hAnsi="Roboto" w:cs="Nova Mono"/>
+          <w:b/>
+          <w:sz w:val="30"/>
+          <w:szCs w:val="30"/>
+        </w:rPr>
+        <w:t xml:space="preserve"> HLD Mapping)</w:t>
       </w:r>
     </w:p>
     <w:p>
@@ -7753,18 +7771,37 @@
         </w:numPr>
         <w:spacing w:before="240" w:line="240" w:lineRule="auto"/>
         <w:rPr>
-          <w:sz w:val="26"/>
-          <w:szCs w:val="26"/>
-        </w:rPr>
-      </w:pPr>
-      <w:r>
-        <w:rPr>
-          <w:rFonts w:ascii="Nova Mono" w:eastAsia="Nova Mono" w:hAnsi="Nova Mono" w:cs="Nova Mono"/>
-          <w:b/>
-          <w:sz w:val="26"/>
-          <w:szCs w:val="26"/>
-        </w:rPr>
-        <w:t>FastAPI ↔ Prediction Pipeline</w:t>
+          <w:rFonts w:ascii="Roboto" w:hAnsi="Roboto"/>
+          <w:sz w:val="26"/>
+          <w:szCs w:val="26"/>
+        </w:rPr>
+      </w:pPr>
+      <w:r>
+        <w:rPr>
+          <w:rFonts w:ascii="Roboto" w:eastAsia="Nova Mono" w:hAnsi="Roboto" w:cs="Nova Mono"/>
+          <w:b/>
+          <w:sz w:val="26"/>
+          <w:szCs w:val="26"/>
+        </w:rPr>
+        <w:t xml:space="preserve">FastAPI </w:t>
+      </w:r>
+      <w:r>
+        <w:rPr>
+          <w:rFonts w:ascii="Times New Roman" w:eastAsia="Nova Mono" w:hAnsi="Times New Roman" w:cs="Times New Roman"/>
+          <w:b/>
+          <w:sz w:val="26"/>
+          <w:szCs w:val="26"/>
+        </w:rPr>
+        <w:t>↔</w:t>
+      </w:r>
+      <w:r>
+        <w:rPr>
+          <w:rFonts w:ascii="Roboto" w:eastAsia="Nova Mono" w:hAnsi="Roboto" w:cs="Nova Mono"/>
+          <w:b/>
+          <w:sz w:val="26"/>
+          <w:szCs w:val="26"/>
+        </w:rPr>
+        <w:t xml:space="preserve"> Prediction Pipeline</w:t>
       </w:r>
       <w:r>
         <w:rPr>
@@ -7791,18 +7828,37 @@
         </w:numPr>
         <w:spacing w:line="240" w:lineRule="auto"/>
         <w:rPr>
-          <w:sz w:val="26"/>
-          <w:szCs w:val="26"/>
-        </w:rPr>
-      </w:pPr>
-      <w:r>
-        <w:rPr>
-          <w:rFonts w:ascii="Nova Mono" w:eastAsia="Nova Mono" w:hAnsi="Nova Mono" w:cs="Nova Mono"/>
-          <w:b/>
-          <w:sz w:val="26"/>
-          <w:szCs w:val="26"/>
-        </w:rPr>
-        <w:t>Pipelines ↔ AWS S3</w:t>
+          <w:rFonts w:ascii="Roboto" w:hAnsi="Roboto"/>
+          <w:sz w:val="26"/>
+          <w:szCs w:val="26"/>
+        </w:rPr>
+      </w:pPr>
+      <w:r>
+        <w:rPr>
+          <w:rFonts w:ascii="Roboto" w:eastAsia="Nova Mono" w:hAnsi="Roboto" w:cs="Nova Mono"/>
+          <w:b/>
+          <w:sz w:val="26"/>
+          <w:szCs w:val="26"/>
+        </w:rPr>
+        <w:t xml:space="preserve">Pipelines </w:t>
+      </w:r>
+      <w:r>
+        <w:rPr>
+          <w:rFonts w:ascii="Times New Roman" w:eastAsia="Nova Mono" w:hAnsi="Times New Roman" w:cs="Times New Roman"/>
+          <w:b/>
+          <w:sz w:val="26"/>
+          <w:szCs w:val="26"/>
+        </w:rPr>
+        <w:t>↔</w:t>
+      </w:r>
+      <w:r>
+        <w:rPr>
+          <w:rFonts w:ascii="Roboto" w:eastAsia="Nova Mono" w:hAnsi="Roboto" w:cs="Nova Mono"/>
+          <w:b/>
+          <w:sz w:val="26"/>
+          <w:szCs w:val="26"/>
+        </w:rPr>
+        <w:t xml:space="preserve"> AWS S3</w:t>
       </w:r>
       <w:r>
         <w:rPr>
@@ -7829,18 +7885,37 @@
         </w:numPr>
         <w:spacing w:line="240" w:lineRule="auto"/>
         <w:rPr>
-          <w:sz w:val="26"/>
-          <w:szCs w:val="26"/>
-        </w:rPr>
-      </w:pPr>
-      <w:r>
-        <w:rPr>
-          <w:rFonts w:ascii="Nova Mono" w:eastAsia="Nova Mono" w:hAnsi="Nova Mono" w:cs="Nova Mono"/>
-          <w:b/>
-          <w:sz w:val="26"/>
-          <w:szCs w:val="26"/>
-        </w:rPr>
-        <w:t>Pipelines ↔ DVC</w:t>
+          <w:rFonts w:ascii="Roboto" w:hAnsi="Roboto"/>
+          <w:sz w:val="26"/>
+          <w:szCs w:val="26"/>
+        </w:rPr>
+      </w:pPr>
+      <w:r>
+        <w:rPr>
+          <w:rFonts w:ascii="Roboto" w:eastAsia="Nova Mono" w:hAnsi="Roboto" w:cs="Nova Mono"/>
+          <w:b/>
+          <w:sz w:val="26"/>
+          <w:szCs w:val="26"/>
+        </w:rPr>
+        <w:t xml:space="preserve">Pipelines </w:t>
+      </w:r>
+      <w:r>
+        <w:rPr>
+          <w:rFonts w:ascii="Times New Roman" w:eastAsia="Nova Mono" w:hAnsi="Times New Roman" w:cs="Times New Roman"/>
+          <w:b/>
+          <w:sz w:val="26"/>
+          <w:szCs w:val="26"/>
+        </w:rPr>
+        <w:t>↔</w:t>
+      </w:r>
+      <w:r>
+        <w:rPr>
+          <w:rFonts w:ascii="Roboto" w:eastAsia="Nova Mono" w:hAnsi="Roboto" w:cs="Nova Mono"/>
+          <w:b/>
+          <w:sz w:val="26"/>
+          <w:szCs w:val="26"/>
+        </w:rPr>
+        <w:t xml:space="preserve"> DVC</w:t>
       </w:r>
       <w:r>
         <w:rPr>
@@ -7867,18 +7942,37 @@
         </w:numPr>
         <w:spacing w:line="240" w:lineRule="auto"/>
         <w:rPr>
-          <w:sz w:val="26"/>
-          <w:szCs w:val="26"/>
-        </w:rPr>
-      </w:pPr>
-      <w:r>
-        <w:rPr>
-          <w:rFonts w:ascii="Nova Mono" w:eastAsia="Nova Mono" w:hAnsi="Nova Mono" w:cs="Nova Mono"/>
-          <w:b/>
-          <w:sz w:val="26"/>
-          <w:szCs w:val="26"/>
-        </w:rPr>
-        <w:t>Pipelines ↔ MLflow + Dagshub</w:t>
+          <w:rFonts w:ascii="Roboto" w:hAnsi="Roboto"/>
+          <w:sz w:val="26"/>
+          <w:szCs w:val="26"/>
+        </w:rPr>
+      </w:pPr>
+      <w:r>
+        <w:rPr>
+          <w:rFonts w:ascii="Roboto" w:eastAsia="Nova Mono" w:hAnsi="Roboto" w:cs="Nova Mono"/>
+          <w:b/>
+          <w:sz w:val="26"/>
+          <w:szCs w:val="26"/>
+        </w:rPr>
+        <w:t xml:space="preserve">Pipelines </w:t>
+      </w:r>
+      <w:r>
+        <w:rPr>
+          <w:rFonts w:ascii="Times New Roman" w:eastAsia="Nova Mono" w:hAnsi="Times New Roman" w:cs="Times New Roman"/>
+          <w:b/>
+          <w:sz w:val="26"/>
+          <w:szCs w:val="26"/>
+        </w:rPr>
+        <w:t>↔</w:t>
+      </w:r>
+      <w:r>
+        <w:rPr>
+          <w:rFonts w:ascii="Roboto" w:eastAsia="Nova Mono" w:hAnsi="Roboto" w:cs="Nova Mono"/>
+          <w:b/>
+          <w:sz w:val="26"/>
+          <w:szCs w:val="26"/>
+        </w:rPr>
+        <w:t xml:space="preserve"> MLflow + Dagshub</w:t>
       </w:r>
       <w:r>
         <w:rPr>
@@ -7905,18 +7999,37 @@
         </w:numPr>
         <w:spacing w:after="240" w:line="240" w:lineRule="auto"/>
         <w:rPr>
-          <w:sz w:val="26"/>
-          <w:szCs w:val="26"/>
-        </w:rPr>
-      </w:pPr>
-      <w:r>
-        <w:rPr>
-          <w:rFonts w:ascii="Nova Mono" w:eastAsia="Nova Mono" w:hAnsi="Nova Mono" w:cs="Nova Mono"/>
-          <w:b/>
-          <w:sz w:val="26"/>
-          <w:szCs w:val="26"/>
-        </w:rPr>
-        <w:t>Data Validation ↔ schema.yaml</w:t>
+          <w:rFonts w:ascii="Roboto" w:hAnsi="Roboto"/>
+          <w:sz w:val="26"/>
+          <w:szCs w:val="26"/>
+        </w:rPr>
+      </w:pPr>
+      <w:r>
+        <w:rPr>
+          <w:rFonts w:ascii="Roboto" w:eastAsia="Nova Mono" w:hAnsi="Roboto" w:cs="Nova Mono"/>
+          <w:b/>
+          <w:sz w:val="26"/>
+          <w:szCs w:val="26"/>
+        </w:rPr>
+        <w:t xml:space="preserve">Data Validation </w:t>
+      </w:r>
+      <w:r>
+        <w:rPr>
+          <w:rFonts w:ascii="Times New Roman" w:eastAsia="Nova Mono" w:hAnsi="Times New Roman" w:cs="Times New Roman"/>
+          <w:b/>
+          <w:sz w:val="26"/>
+          <w:szCs w:val="26"/>
+        </w:rPr>
+        <w:t>↔</w:t>
+      </w:r>
+      <w:r>
+        <w:rPr>
+          <w:rFonts w:ascii="Roboto" w:eastAsia="Nova Mono" w:hAnsi="Roboto" w:cs="Nova Mono"/>
+          <w:b/>
+          <w:sz w:val="26"/>
+          <w:szCs w:val="26"/>
+        </w:rPr>
+        <w:t xml:space="preserve"> schema.yaml</w:t>
       </w:r>
       <w:r>
         <w:rPr>
@@ -8648,16 +8761,7 @@
           <w:sz w:val="26"/>
           <w:szCs w:val="26"/>
         </w:rPr>
-        <w:t xml:space="preserve">In this step, numerical columns are standardized using scaling techniques, categorical columns are encoded into numeric representations, and any feature engineering steps (such as combining </w:t>
-      </w:r>
-      <w:r>
-        <w:rPr>
-          <w:rFonts w:ascii="Roboto" w:eastAsia="Roboto" w:hAnsi="Roboto" w:cs="Roboto"/>
-          <w:sz w:val="26"/>
-          <w:szCs w:val="26"/>
-        </w:rPr>
-        <w:lastRenderedPageBreak/>
-        <w:t>columns or generating new features) are applied. The transformation pipeline is serialized and stored for use during prediction to ensure consistency.</w:t>
+        <w:t>In this step, numerical columns are standardized using scaling techniques, categorical columns are encoded into numeric representations, and any feature engineering steps (such as combining columns or generating new features) are applied. The transformation pipeline is serialized and stored for use during prediction to ensure consistency.</w:t>
       </w:r>
     </w:p>
     <w:p>
@@ -9011,7 +9115,6 @@
           <w:sz w:val="26"/>
           <w:szCs w:val="26"/>
         </w:rPr>
-        <w:lastRenderedPageBreak/>
         <w:t>Includes shipment details like weight, origin, destination, etc.</w:t>
       </w:r>
     </w:p>
@@ -9397,7 +9500,6 @@
           <w:sz w:val="38"/>
           <w:szCs w:val="38"/>
         </w:rPr>
-        <w:lastRenderedPageBreak/>
         <w:t>13. Unit Test Cases</w:t>
       </w:r>
     </w:p>
@@ -9460,6 +9562,7 @@
                 <w:sz w:val="26"/>
                 <w:szCs w:val="26"/>
               </w:rPr>
+              <w:lastRenderedPageBreak/>
               <w:t>Test Case ID</w:t>
             </w:r>
           </w:p>
@@ -11064,7 +11167,7 @@
 <w:numbering xmlns:wpc="http://schemas.microsoft.com/office/word/2010/wordprocessingCanvas" xmlns:cx="http://schemas.microsoft.com/office/drawing/2014/chartex" xmlns:cx1="http://schemas.microsoft.com/office/drawing/2015/9/8/chartex" xmlns:cx2="http://schemas.microsoft.com/office/drawing/2015/10/21/chartex" xmlns:cx3="http://schemas.microsoft.com/office/drawing/2016/5/9/chartex" xmlns:cx4="http://schemas.microsoft.com/office/drawing/2016/5/10/chartex" xmlns:cx5="http://schemas.microsoft.com/office/drawing/2016/5/11/chartex" xmlns:cx6="http://schemas.microsoft.com/office/drawing/2016/5/12/chartex" xmlns:cx7="http://schemas.microsoft.com/office/drawing/2016/5/13/chartex" xmlns:cx8="http://schemas.microsoft.com/office/drawing/2016/5/14/chartex" xmlns:mc="http://schemas.openxmlformats.org/markup-compatibility/2006" xmlns:aink="http://schemas.microsoft.com/office/drawing/2016/ink" xmlns:am3d="http://schemas.microsoft.com/office/drawing/2017/model3d" xmlns:o="urn:schemas-microsoft-com:office:office" xmlns:oel="http://schemas.microsoft.com/office/2019/extlst" xmlns:r="http://schemas.openxmlformats.org/officeDocument/2006/relationships" xmlns:m="http://schemas.openxmlformats.org/officeDocument/2006/math" xmlns:v="urn:schemas-microsoft-com:vml" xmlns:wp14="http://schemas.microsoft.com/office/word/2010/wordprocessingDrawing" xmlns:wp="http://schemas.openxmlformats.org/drawingml/2006/wordprocessingDrawing" xmlns:w10="urn:schemas-microsoft-com:office:word" xmlns:w="http://schemas.openxmlformats.org/wordprocessingml/2006/main" xmlns:w14="http://schemas.microsoft.com/office/word/2010/wordml" xmlns:w15="http://schemas.microsoft.com/office/word/2012/wordml" xmlns:w16cex="http://schemas.microsoft.com/office/word/2018/wordml/cex" xmlns:w16cid="http://schemas.microsoft.com/office/word/2016/wordml/cid" xmlns:w16="http://schemas.microsoft.com/office/word/2018/wordml" xmlns:w16du="http://schemas.microsoft.com/office/word/2023/wordml/word16du" xmlns:w16sdtdh="http://schemas.microsoft.com/office/word/2020/wordml/sdtdatahash" xmlns:w16sdtfl="http://schemas.microsoft.com/office/word/2024/wordml/sdtformatlock" xmlns:w16se="http://schemas.microsoft.com/office/word/2015/wordml/symex" xmlns:wpg="http://schemas.microsoft.com/office/word/2010/wordprocessingGroup" xmlns:wpi="http://schemas.microsoft.com/office/word/2010/wordprocessingInk" xmlns:wne="http://schemas.microsoft.com/office/word/2006/wordml" xmlns:wps="http://schemas.microsoft.com/office/word/2010/wordprocessingShape" mc:Ignorable="w14 w15 w16se w16cid w16 w16cex w16sdtdh w16sdtfl w16du wp14">
   <w:numPicBullet w:numPicBulletId="0">
     <w:pict>
-      <v:rect id="_x0000_i1038" style="width:0;height:1.5pt" o:hralign="center" o:bullet="t" o:hrstd="t" o:hr="t" fillcolor="#a0a0a0" stroked="f"/>
+      <v:rect id="_x0000_i1030" style="width:0;height:1.5pt" o:hralign="center" o:bullet="t" o:hrstd="t" o:hr="t" fillcolor="#a0a0a0" stroked="f"/>
     </w:pict>
   </w:numPicBullet>
   <w:abstractNum w:abstractNumId="0" w15:restartNumberingAfterBreak="0">
